--- a/cartas_solicitud/Carta_Solicitud_ELE0300736_ELECTRONICA_II_TP.docx
+++ b/cartas_solicitud/Carta_Solicitud_ELE0300736_ELECTRONICA_II_TP.docx
@@ -11,7 +11,7 @@
           <w:color w:val="646464"/>
           <w:sz w:val="20"/>
         </w:rPr>
-        <w:t>Neiva, Huila, 22 de octubre de 2026</w:t>
+        <w:t>Neiva, Huila, 24 de octubre de 2026</w:t>
         <w:br/>
       </w:r>
     </w:p>

--- a/cartas_solicitud/Carta_Solicitud_ELE0300736_ELECTRONICA_II_TP.docx
+++ b/cartas_solicitud/Carta_Solicitud_ELE0300736_ELECTRONICA_II_TP.docx
@@ -88,7 +88,7 @@
         <w:br/>
         <w:t>• Semestre del Plan de Estudios: Semestre 7°</w:t>
         <w:br/>
-        <w:t>• Total de Estudiantes Solicitantes Preinscritos: 10 estudiantes</w:t>
+        <w:t>• Total de Estudiantes Solicitantes Preinscritos: 13 estudiantes</w:t>
       </w:r>
     </w:p>
     <w:p>
@@ -97,7 +97,7 @@
         <w:jc w:val="both"/>
       </w:pPr>
       <w:r>
-        <w:t>Manifestamos nuestro compromiso formal de matrícula y cumplimiento con los requerimientos académicos y arancelarios correspondientes al curso vacacional. Dado que contamos con un grupo sólido de 10 estudiantes interesados (superando el cupo mínimo requerido de 10 estudiantes), solicitamos su valiosa gestión ante la Coordinación Académica y la Dirección de Programa para su respectiva aprobación, asignación docente y programación de horarios.</w:t>
+        <w:t>Manifestamos nuestro compromiso formal de matrícula y cumplimiento con los requerimientos académicos y arancelarios correspondientes al curso vacacional. Dado que contamos con un grupo sólido de 13 estudiantes interesados (superando el cupo mínimo requerido de 10 estudiantes), solicitamos su valiosa gestión ante la Coordinación Académica y la Dirección de Programa para su respectiva aprobación, asignación docente y programación de horarios.</w:t>
       </w:r>
     </w:p>
     <w:p>
@@ -475,11 +475,38 @@
               <w:jc w:val="center"/>
             </w:pPr>
             <w:r>
-              <w:rPr>
-                <w:color w:val="A0A0A0"/>
-                <w:sz w:val="15"/>
-              </w:rPr>
-              <w:t>____________________</w:t>
+              <w:drawing>
+                <wp:inline xmlns:a="http://schemas.openxmlformats.org/drawingml/2006/main" xmlns:pic="http://schemas.openxmlformats.org/drawingml/2006/picture">
+                  <wp:extent cx="731520" cy="292608"/>
+                  <wp:docPr id="1" name="Picture 1"/>
+                  <wp:cNvGraphicFramePr>
+                    <a:graphicFrameLocks noChangeAspect="1"/>
+                  </wp:cNvGraphicFramePr>
+                  <a:graphic>
+                    <a:graphicData uri="http://schemas.openxmlformats.org/drawingml/2006/picture">
+                      <pic:pic>
+                        <pic:nvPicPr>
+                          <pic:cNvPr id="0" name="image.png"/>
+                          <pic:cNvPicPr/>
+                        </pic:nvPicPr>
+                        <pic:blipFill>
+                          <a:blip r:embed="rId9"/>
+                          <a:stretch>
+                            <a:fillRect/>
+                          </a:stretch>
+                        </pic:blipFill>
+                        <pic:spPr>
+                          <a:xfrm>
+                            <a:off x="0" y="0"/>
+                            <a:ext cx="731520" cy="292608"/>
+                          </a:xfrm>
+                          <a:prstGeom prst="rect"/>
+                        </pic:spPr>
+                      </pic:pic>
+                    </a:graphicData>
+                  </a:graphic>
+                </wp:inline>
+              </w:drawing>
             </w:r>
           </w:p>
         </w:tc>
@@ -591,11 +618,38 @@
               <w:jc w:val="center"/>
             </w:pPr>
             <w:r>
-              <w:rPr>
-                <w:color w:val="A0A0A0"/>
-                <w:sz w:val="15"/>
-              </w:rPr>
-              <w:t>____________________</w:t>
+              <w:drawing>
+                <wp:inline xmlns:a="http://schemas.openxmlformats.org/drawingml/2006/main" xmlns:pic="http://schemas.openxmlformats.org/drawingml/2006/picture">
+                  <wp:extent cx="731520" cy="292608"/>
+                  <wp:docPr id="2" name="Picture 2"/>
+                  <wp:cNvGraphicFramePr>
+                    <a:graphicFrameLocks noChangeAspect="1"/>
+                  </wp:cNvGraphicFramePr>
+                  <a:graphic>
+                    <a:graphicData uri="http://schemas.openxmlformats.org/drawingml/2006/picture">
+                      <pic:pic>
+                        <pic:nvPicPr>
+                          <pic:cNvPr id="0" name="image.png"/>
+                          <pic:cNvPicPr/>
+                        </pic:nvPicPr>
+                        <pic:blipFill>
+                          <a:blip r:embed="rId10"/>
+                          <a:stretch>
+                            <a:fillRect/>
+                          </a:stretch>
+                        </pic:blipFill>
+                        <pic:spPr>
+                          <a:xfrm>
+                            <a:off x="0" y="0"/>
+                            <a:ext cx="731520" cy="292608"/>
+                          </a:xfrm>
+                          <a:prstGeom prst="rect"/>
+                        </pic:spPr>
+                      </pic:pic>
+                    </a:graphicData>
+                  </a:graphic>
+                </wp:inline>
+              </w:drawing>
             </w:r>
           </w:p>
         </w:tc>
@@ -641,7 +695,7 @@
                 <w:b/>
                 <w:sz w:val="17"/>
               </w:rPr>
-              <w:t>cristian david adamez ceballes</w:t>
+              <w:t>Karen viviana Gaona Vargas</w:t>
             </w:r>
           </w:p>
         </w:tc>
@@ -664,7 +718,7 @@
               <w:rPr>
                 <w:sz w:val="17"/>
               </w:rPr>
-              <w:t>1007163619</w:t>
+              <w:t>1077866338</w:t>
             </w:r>
           </w:p>
         </w:tc>
@@ -687,7 +741,7 @@
               <w:rPr>
                 <w:sz w:val="17"/>
               </w:rPr>
-              <w:t>3116307784</w:t>
+              <w:t>3202555302</w:t>
             </w:r>
           </w:p>
         </w:tc>
@@ -757,7 +811,7 @@
                 <w:b/>
                 <w:sz w:val="17"/>
               </w:rPr>
-              <w:t>Karen viviana Gaona Vargas</w:t>
+              <w:t>Daniel Andres Quintero Sandoval</w:t>
             </w:r>
           </w:p>
         </w:tc>
@@ -780,7 +834,7 @@
               <w:rPr>
                 <w:sz w:val="17"/>
               </w:rPr>
-              <w:t>1077866338</w:t>
+              <w:t>1130657578</w:t>
             </w:r>
           </w:p>
         </w:tc>
@@ -803,7 +857,7 @@
               <w:rPr>
                 <w:sz w:val="17"/>
               </w:rPr>
-              <w:t>3202555302</w:t>
+              <w:t>3124805685</w:t>
             </w:r>
           </w:p>
         </w:tc>
@@ -873,7 +927,7 @@
                 <w:b/>
                 <w:sz w:val="17"/>
               </w:rPr>
-              <w:t>Daniel Andres Quintero Sandoval</w:t>
+              <w:t>Rigoberto Alonso Peñaloza Criado</w:t>
             </w:r>
           </w:p>
         </w:tc>
@@ -896,7 +950,7 @@
               <w:rPr>
                 <w:sz w:val="17"/>
               </w:rPr>
-              <w:t>1130657578</w:t>
+              <w:t>1094244541</w:t>
             </w:r>
           </w:p>
         </w:tc>
@@ -919,7 +973,7 @@
               <w:rPr>
                 <w:sz w:val="17"/>
               </w:rPr>
-              <w:t>3124805685</w:t>
+              <w:t>3132657330</w:t>
             </w:r>
           </w:p>
         </w:tc>
@@ -989,7 +1043,7 @@
                 <w:b/>
                 <w:sz w:val="17"/>
               </w:rPr>
-              <w:t>Rigoberto Alonso Peñaloza Criado</w:t>
+              <w:t>Jonathan perez</w:t>
             </w:r>
           </w:p>
         </w:tc>
@@ -1012,7 +1066,7 @@
               <w:rPr>
                 <w:sz w:val="17"/>
               </w:rPr>
-              <w:t>1094244541</w:t>
+              <w:t>6804620</w:t>
             </w:r>
           </w:p>
         </w:tc>
@@ -1035,7 +1089,7 @@
               <w:rPr>
                 <w:sz w:val="17"/>
               </w:rPr>
-              <w:t>3132657330</w:t>
+              <w:t>3142441213</w:t>
             </w:r>
           </w:p>
         </w:tc>
@@ -1055,11 +1109,38 @@
               <w:jc w:val="center"/>
             </w:pPr>
             <w:r>
-              <w:rPr>
-                <w:color w:val="A0A0A0"/>
-                <w:sz w:val="15"/>
-              </w:rPr>
-              <w:t>____________________</w:t>
+              <w:drawing>
+                <wp:inline xmlns:a="http://schemas.openxmlformats.org/drawingml/2006/main" xmlns:pic="http://schemas.openxmlformats.org/drawingml/2006/picture">
+                  <wp:extent cx="731520" cy="292608"/>
+                  <wp:docPr id="3" name="Picture 3"/>
+                  <wp:cNvGraphicFramePr>
+                    <a:graphicFrameLocks noChangeAspect="1"/>
+                  </wp:cNvGraphicFramePr>
+                  <a:graphic>
+                    <a:graphicData uri="http://schemas.openxmlformats.org/drawingml/2006/picture">
+                      <pic:pic>
+                        <pic:nvPicPr>
+                          <pic:cNvPr id="0" name="image.png"/>
+                          <pic:cNvPicPr/>
+                        </pic:nvPicPr>
+                        <pic:blipFill>
+                          <a:blip r:embed="rId11"/>
+                          <a:stretch>
+                            <a:fillRect/>
+                          </a:stretch>
+                        </pic:blipFill>
+                        <pic:spPr>
+                          <a:xfrm>
+                            <a:off x="0" y="0"/>
+                            <a:ext cx="731520" cy="292608"/>
+                          </a:xfrm>
+                          <a:prstGeom prst="rect"/>
+                        </pic:spPr>
+                      </pic:pic>
+                    </a:graphicData>
+                  </a:graphic>
+                </wp:inline>
+              </w:drawing>
             </w:r>
           </w:p>
         </w:tc>
@@ -1105,7 +1186,7 @@
                 <w:b/>
                 <w:sz w:val="17"/>
               </w:rPr>
-              <w:t>Jonathan perez</w:t>
+              <w:t>Felipe Suare criollo</w:t>
             </w:r>
           </w:p>
         </w:tc>
@@ -1128,7 +1209,7 @@
               <w:rPr>
                 <w:sz w:val="17"/>
               </w:rPr>
-              <w:t>6804620</w:t>
+              <w:t>ELE120251062</w:t>
             </w:r>
           </w:p>
         </w:tc>
@@ -1151,7 +1232,7 @@
               <w:rPr>
                 <w:sz w:val="17"/>
               </w:rPr>
-              <w:t>3142441213</w:t>
+              <w:t>3218755379</w:t>
             </w:r>
           </w:p>
         </w:tc>
@@ -1171,11 +1252,38 @@
               <w:jc w:val="center"/>
             </w:pPr>
             <w:r>
-              <w:rPr>
-                <w:color w:val="A0A0A0"/>
-                <w:sz w:val="15"/>
-              </w:rPr>
-              <w:t>____________________</w:t>
+              <w:drawing>
+                <wp:inline xmlns:a="http://schemas.openxmlformats.org/drawingml/2006/main" xmlns:pic="http://schemas.openxmlformats.org/drawingml/2006/picture">
+                  <wp:extent cx="1371299" cy="292608"/>
+                  <wp:docPr id="4" name="Picture 4"/>
+                  <wp:cNvGraphicFramePr>
+                    <a:graphicFrameLocks noChangeAspect="1"/>
+                  </wp:cNvGraphicFramePr>
+                  <a:graphic>
+                    <a:graphicData uri="http://schemas.openxmlformats.org/drawingml/2006/picture">
+                      <pic:pic>
+                        <pic:nvPicPr>
+                          <pic:cNvPr id="0" name="image.png"/>
+                          <pic:cNvPicPr/>
+                        </pic:nvPicPr>
+                        <pic:blipFill>
+                          <a:blip r:embed="rId12"/>
+                          <a:stretch>
+                            <a:fillRect/>
+                          </a:stretch>
+                        </pic:blipFill>
+                        <pic:spPr>
+                          <a:xfrm>
+                            <a:off x="0" y="0"/>
+                            <a:ext cx="1371299" cy="292608"/>
+                          </a:xfrm>
+                          <a:prstGeom prst="rect"/>
+                        </pic:spPr>
+                      </pic:pic>
+                    </a:graphicData>
+                  </a:graphic>
+                </wp:inline>
+              </w:drawing>
             </w:r>
           </w:p>
         </w:tc>
@@ -1221,7 +1329,7 @@
                 <w:b/>
                 <w:sz w:val="17"/>
               </w:rPr>
-              <w:t>Felipe Suare criollo</w:t>
+              <w:t>John jairo Sánchez garcia</w:t>
             </w:r>
           </w:p>
         </w:tc>
@@ -1244,7 +1352,7 @@
               <w:rPr>
                 <w:sz w:val="17"/>
               </w:rPr>
-              <w:t>ELE120251062</w:t>
+              <w:t>79843323</w:t>
             </w:r>
           </w:p>
         </w:tc>
@@ -1267,7 +1375,7 @@
               <w:rPr>
                 <w:sz w:val="17"/>
               </w:rPr>
-              <w:t>3218755379</w:t>
+              <w:t>3108505201</w:t>
             </w:r>
           </w:p>
         </w:tc>
@@ -1289,8 +1397,8 @@
             <w:r>
               <w:drawing>
                 <wp:inline xmlns:a="http://schemas.openxmlformats.org/drawingml/2006/main" xmlns:pic="http://schemas.openxmlformats.org/drawingml/2006/picture">
-                  <wp:extent cx="1371299" cy="292608"/>
-                  <wp:docPr id="1" name="Picture 1"/>
+                  <wp:extent cx="1370333" cy="292608"/>
+                  <wp:docPr id="5" name="Picture 5"/>
                   <wp:cNvGraphicFramePr>
                     <a:graphicFrameLocks noChangeAspect="1"/>
                   </wp:cNvGraphicFramePr>
@@ -1302,7 +1410,7 @@
                           <pic:cNvPicPr/>
                         </pic:nvPicPr>
                         <pic:blipFill>
-                          <a:blip r:embed="rId9"/>
+                          <a:blip r:embed="rId13"/>
                           <a:stretch>
                             <a:fillRect/>
                           </a:stretch>
@@ -1310,7 +1418,7 @@
                         <pic:spPr>
                           <a:xfrm>
                             <a:off x="0" y="0"/>
-                            <a:ext cx="1371299" cy="292608"/>
+                            <a:ext cx="1370333" cy="292608"/>
                           </a:xfrm>
                           <a:prstGeom prst="rect"/>
                         </pic:spPr>
@@ -1364,7 +1472,7 @@
                 <w:b/>
                 <w:sz w:val="17"/>
               </w:rPr>
-              <w:t>John jairo Sánchez garcia</w:t>
+              <w:t>Yessica Andrea Triana Jaime</w:t>
             </w:r>
           </w:p>
         </w:tc>
@@ -1387,7 +1495,7 @@
               <w:rPr>
                 <w:sz w:val="17"/>
               </w:rPr>
-              <w:t>79843323</w:t>
+              <w:t>1083903194</w:t>
             </w:r>
           </w:p>
         </w:tc>
@@ -1410,7 +1518,7 @@
               <w:rPr>
                 <w:sz w:val="17"/>
               </w:rPr>
-              <w:t>3108505201</w:t>
+              <w:t>3138468363</w:t>
             </w:r>
           </w:p>
         </w:tc>
@@ -1432,8 +1540,8 @@
             <w:r>
               <w:drawing>
                 <wp:inline xmlns:a="http://schemas.openxmlformats.org/drawingml/2006/main" xmlns:pic="http://schemas.openxmlformats.org/drawingml/2006/picture">
-                  <wp:extent cx="1370333" cy="292608"/>
-                  <wp:docPr id="2" name="Picture 2"/>
+                  <wp:extent cx="731520" cy="292608"/>
+                  <wp:docPr id="6" name="Picture 6"/>
                   <wp:cNvGraphicFramePr>
                     <a:graphicFrameLocks noChangeAspect="1"/>
                   </wp:cNvGraphicFramePr>
@@ -1445,7 +1553,7 @@
                           <pic:cNvPicPr/>
                         </pic:nvPicPr>
                         <pic:blipFill>
-                          <a:blip r:embed="rId10"/>
+                          <a:blip r:embed="rId14"/>
                           <a:stretch>
                             <a:fillRect/>
                           </a:stretch>
@@ -1453,7 +1561,436 @@
                         <pic:spPr>
                           <a:xfrm>
                             <a:off x="0" y="0"/>
-                            <a:ext cx="1370333" cy="292608"/>
+                            <a:ext cx="731520" cy="292608"/>
+                          </a:xfrm>
+                          <a:prstGeom prst="rect"/>
+                        </pic:spPr>
+                      </pic:pic>
+                    </a:graphicData>
+                  </a:graphic>
+                </wp:inline>
+              </w:drawing>
+            </w:r>
+          </w:p>
+        </w:tc>
+      </w:tr>
+      <w:tr>
+        <w:tc>
+          <w:tcPr>
+            <w:tcW w:type="dxa" w:w="576"/>
+            <w:tcMar>
+              <w:top w:w="100" w:type="dxa"/>
+              <w:bottom w:w="100" w:type="dxa"/>
+              <w:left w:w="80" w:type="dxa"/>
+              <w:right w:w="80" w:type="dxa"/>
+            </w:tcMar>
+            <w:shd w:fill="FFFFFF"/>
+          </w:tcPr>
+          <w:p>
+            <w:pPr>
+              <w:jc w:val="center"/>
+            </w:pPr>
+            <w:r>
+              <w:rPr>
+                <w:sz w:val="17"/>
+              </w:rPr>
+              <w:t>11</w:t>
+            </w:r>
+          </w:p>
+        </w:tc>
+        <w:tc>
+          <w:tcPr>
+            <w:tcW w:type="dxa" w:w="3312"/>
+            <w:tcMar>
+              <w:top w:w="100" w:type="dxa"/>
+              <w:bottom w:w="100" w:type="dxa"/>
+              <w:left w:w="80" w:type="dxa"/>
+              <w:right w:w="80" w:type="dxa"/>
+            </w:tcMar>
+            <w:shd w:fill="FFFFFF"/>
+          </w:tcPr>
+          <w:p>
+            <w:r>
+              <w:rPr>
+                <w:b/>
+                <w:sz w:val="17"/>
+              </w:rPr>
+              <w:t>Yonier Castillo Mamian</w:t>
+            </w:r>
+          </w:p>
+        </w:tc>
+        <w:tc>
+          <w:tcPr>
+            <w:tcW w:type="dxa" w:w="1728"/>
+            <w:tcMar>
+              <w:top w:w="100" w:type="dxa"/>
+              <w:bottom w:w="100" w:type="dxa"/>
+              <w:left w:w="80" w:type="dxa"/>
+              <w:right w:w="80" w:type="dxa"/>
+            </w:tcMar>
+            <w:shd w:fill="FFFFFF"/>
+          </w:tcPr>
+          <w:p>
+            <w:pPr>
+              <w:jc w:val="center"/>
+            </w:pPr>
+            <w:r>
+              <w:rPr>
+                <w:sz w:val="17"/>
+              </w:rPr>
+              <w:t>1007393163</w:t>
+            </w:r>
+          </w:p>
+        </w:tc>
+        <w:tc>
+          <w:tcPr>
+            <w:tcW w:type="dxa" w:w="1584"/>
+            <w:tcMar>
+              <w:top w:w="100" w:type="dxa"/>
+              <w:bottom w:w="100" w:type="dxa"/>
+              <w:left w:w="80" w:type="dxa"/>
+              <w:right w:w="80" w:type="dxa"/>
+            </w:tcMar>
+            <w:shd w:fill="FFFFFF"/>
+          </w:tcPr>
+          <w:p>
+            <w:pPr>
+              <w:jc w:val="center"/>
+            </w:pPr>
+            <w:r>
+              <w:rPr>
+                <w:sz w:val="17"/>
+              </w:rPr>
+              <w:t>3146332975</w:t>
+            </w:r>
+          </w:p>
+        </w:tc>
+        <w:tc>
+          <w:tcPr>
+            <w:tcW w:type="dxa" w:w="2592"/>
+            <w:tcMar>
+              <w:top w:w="100" w:type="dxa"/>
+              <w:bottom w:w="100" w:type="dxa"/>
+              <w:left w:w="80" w:type="dxa"/>
+              <w:right w:w="80" w:type="dxa"/>
+            </w:tcMar>
+            <w:shd w:fill="FFFFFF"/>
+          </w:tcPr>
+          <w:p>
+            <w:pPr>
+              <w:jc w:val="center"/>
+            </w:pPr>
+            <w:r>
+              <w:drawing>
+                <wp:inline xmlns:a="http://schemas.openxmlformats.org/drawingml/2006/main" xmlns:pic="http://schemas.openxmlformats.org/drawingml/2006/picture">
+                  <wp:extent cx="731520" cy="292608"/>
+                  <wp:docPr id="7" name="Picture 7"/>
+                  <wp:cNvGraphicFramePr>
+                    <a:graphicFrameLocks noChangeAspect="1"/>
+                  </wp:cNvGraphicFramePr>
+                  <a:graphic>
+                    <a:graphicData uri="http://schemas.openxmlformats.org/drawingml/2006/picture">
+                      <pic:pic>
+                        <pic:nvPicPr>
+                          <pic:cNvPr id="0" name="image.png"/>
+                          <pic:cNvPicPr/>
+                        </pic:nvPicPr>
+                        <pic:blipFill>
+                          <a:blip r:embed="rId15"/>
+                          <a:stretch>
+                            <a:fillRect/>
+                          </a:stretch>
+                        </pic:blipFill>
+                        <pic:spPr>
+                          <a:xfrm>
+                            <a:off x="0" y="0"/>
+                            <a:ext cx="731520" cy="292608"/>
+                          </a:xfrm>
+                          <a:prstGeom prst="rect"/>
+                        </pic:spPr>
+                      </pic:pic>
+                    </a:graphicData>
+                  </a:graphic>
+                </wp:inline>
+              </w:drawing>
+            </w:r>
+          </w:p>
+        </w:tc>
+      </w:tr>
+      <w:tr>
+        <w:tc>
+          <w:tcPr>
+            <w:tcW w:type="dxa" w:w="576"/>
+            <w:tcMar>
+              <w:top w:w="100" w:type="dxa"/>
+              <w:bottom w:w="100" w:type="dxa"/>
+              <w:left w:w="80" w:type="dxa"/>
+              <w:right w:w="80" w:type="dxa"/>
+            </w:tcMar>
+            <w:shd w:fill="F9FAF8"/>
+          </w:tcPr>
+          <w:p>
+            <w:pPr>
+              <w:jc w:val="center"/>
+            </w:pPr>
+            <w:r>
+              <w:rPr>
+                <w:sz w:val="17"/>
+              </w:rPr>
+              <w:t>12</w:t>
+            </w:r>
+          </w:p>
+        </w:tc>
+        <w:tc>
+          <w:tcPr>
+            <w:tcW w:type="dxa" w:w="3312"/>
+            <w:tcMar>
+              <w:top w:w="100" w:type="dxa"/>
+              <w:bottom w:w="100" w:type="dxa"/>
+              <w:left w:w="80" w:type="dxa"/>
+              <w:right w:w="80" w:type="dxa"/>
+            </w:tcMar>
+            <w:shd w:fill="F9FAF8"/>
+          </w:tcPr>
+          <w:p>
+            <w:r>
+              <w:rPr>
+                <w:b/>
+                <w:sz w:val="17"/>
+              </w:rPr>
+              <w:t>Yamid René Potosí</w:t>
+            </w:r>
+          </w:p>
+        </w:tc>
+        <w:tc>
+          <w:tcPr>
+            <w:tcW w:type="dxa" w:w="1728"/>
+            <w:tcMar>
+              <w:top w:w="100" w:type="dxa"/>
+              <w:bottom w:w="100" w:type="dxa"/>
+              <w:left w:w="80" w:type="dxa"/>
+              <w:right w:w="80" w:type="dxa"/>
+            </w:tcMar>
+            <w:shd w:fill="F9FAF8"/>
+          </w:tcPr>
+          <w:p>
+            <w:pPr>
+              <w:jc w:val="center"/>
+            </w:pPr>
+            <w:r>
+              <w:rPr>
+                <w:sz w:val="17"/>
+              </w:rPr>
+              <w:t>1063808522</w:t>
+            </w:r>
+          </w:p>
+        </w:tc>
+        <w:tc>
+          <w:tcPr>
+            <w:tcW w:type="dxa" w:w="1584"/>
+            <w:tcMar>
+              <w:top w:w="100" w:type="dxa"/>
+              <w:bottom w:w="100" w:type="dxa"/>
+              <w:left w:w="80" w:type="dxa"/>
+              <w:right w:w="80" w:type="dxa"/>
+            </w:tcMar>
+            <w:shd w:fill="F9FAF8"/>
+          </w:tcPr>
+          <w:p>
+            <w:pPr>
+              <w:jc w:val="center"/>
+            </w:pPr>
+            <w:r>
+              <w:rPr>
+                <w:sz w:val="17"/>
+              </w:rPr>
+              <w:t>3042230424</w:t>
+            </w:r>
+          </w:p>
+        </w:tc>
+        <w:tc>
+          <w:tcPr>
+            <w:tcW w:type="dxa" w:w="2592"/>
+            <w:tcMar>
+              <w:top w:w="100" w:type="dxa"/>
+              <w:bottom w:w="100" w:type="dxa"/>
+              <w:left w:w="80" w:type="dxa"/>
+              <w:right w:w="80" w:type="dxa"/>
+            </w:tcMar>
+            <w:shd w:fill="F9FAF8"/>
+          </w:tcPr>
+          <w:p>
+            <w:pPr>
+              <w:jc w:val="center"/>
+            </w:pPr>
+            <w:r>
+              <w:drawing>
+                <wp:inline xmlns:a="http://schemas.openxmlformats.org/drawingml/2006/main" xmlns:pic="http://schemas.openxmlformats.org/drawingml/2006/picture">
+                  <wp:extent cx="731520" cy="292608"/>
+                  <wp:docPr id="8" name="Picture 8"/>
+                  <wp:cNvGraphicFramePr>
+                    <a:graphicFrameLocks noChangeAspect="1"/>
+                  </wp:cNvGraphicFramePr>
+                  <a:graphic>
+                    <a:graphicData uri="http://schemas.openxmlformats.org/drawingml/2006/picture">
+                      <pic:pic>
+                        <pic:nvPicPr>
+                          <pic:cNvPr id="0" name="image.png"/>
+                          <pic:cNvPicPr/>
+                        </pic:nvPicPr>
+                        <pic:blipFill>
+                          <a:blip r:embed="rId16"/>
+                          <a:stretch>
+                            <a:fillRect/>
+                          </a:stretch>
+                        </pic:blipFill>
+                        <pic:spPr>
+                          <a:xfrm>
+                            <a:off x="0" y="0"/>
+                            <a:ext cx="731520" cy="292608"/>
+                          </a:xfrm>
+                          <a:prstGeom prst="rect"/>
+                        </pic:spPr>
+                      </pic:pic>
+                    </a:graphicData>
+                  </a:graphic>
+                </wp:inline>
+              </w:drawing>
+            </w:r>
+          </w:p>
+        </w:tc>
+      </w:tr>
+      <w:tr>
+        <w:tc>
+          <w:tcPr>
+            <w:tcW w:type="dxa" w:w="576"/>
+            <w:tcMar>
+              <w:top w:w="100" w:type="dxa"/>
+              <w:bottom w:w="100" w:type="dxa"/>
+              <w:left w:w="80" w:type="dxa"/>
+              <w:right w:w="80" w:type="dxa"/>
+            </w:tcMar>
+            <w:shd w:fill="FFFFFF"/>
+          </w:tcPr>
+          <w:p>
+            <w:pPr>
+              <w:jc w:val="center"/>
+            </w:pPr>
+            <w:r>
+              <w:rPr>
+                <w:sz w:val="17"/>
+              </w:rPr>
+              <w:t>13</w:t>
+            </w:r>
+          </w:p>
+        </w:tc>
+        <w:tc>
+          <w:tcPr>
+            <w:tcW w:type="dxa" w:w="3312"/>
+            <w:tcMar>
+              <w:top w:w="100" w:type="dxa"/>
+              <w:bottom w:w="100" w:type="dxa"/>
+              <w:left w:w="80" w:type="dxa"/>
+              <w:right w:w="80" w:type="dxa"/>
+            </w:tcMar>
+            <w:shd w:fill="FFFFFF"/>
+          </w:tcPr>
+          <w:p>
+            <w:r>
+              <w:rPr>
+                <w:b/>
+                <w:sz w:val="17"/>
+              </w:rPr>
+              <w:t>DAVIDSON JAIR BASTIDAS CERON</w:t>
+            </w:r>
+          </w:p>
+        </w:tc>
+        <w:tc>
+          <w:tcPr>
+            <w:tcW w:type="dxa" w:w="1728"/>
+            <w:tcMar>
+              <w:top w:w="100" w:type="dxa"/>
+              <w:bottom w:w="100" w:type="dxa"/>
+              <w:left w:w="80" w:type="dxa"/>
+              <w:right w:w="80" w:type="dxa"/>
+            </w:tcMar>
+            <w:shd w:fill="FFFFFF"/>
+          </w:tcPr>
+          <w:p>
+            <w:pPr>
+              <w:jc w:val="center"/>
+            </w:pPr>
+            <w:r>
+              <w:rPr>
+                <w:sz w:val="17"/>
+              </w:rPr>
+              <w:t>ELE120251076</w:t>
+            </w:r>
+          </w:p>
+        </w:tc>
+        <w:tc>
+          <w:tcPr>
+            <w:tcW w:type="dxa" w:w="1584"/>
+            <w:tcMar>
+              <w:top w:w="100" w:type="dxa"/>
+              <w:bottom w:w="100" w:type="dxa"/>
+              <w:left w:w="80" w:type="dxa"/>
+              <w:right w:w="80" w:type="dxa"/>
+            </w:tcMar>
+            <w:shd w:fill="FFFFFF"/>
+          </w:tcPr>
+          <w:p>
+            <w:pPr>
+              <w:jc w:val="center"/>
+            </w:pPr>
+            <w:r>
+              <w:rPr>
+                <w:sz w:val="17"/>
+              </w:rPr>
+              <w:t>3134106247</w:t>
+            </w:r>
+          </w:p>
+        </w:tc>
+        <w:tc>
+          <w:tcPr>
+            <w:tcW w:type="dxa" w:w="2592"/>
+            <w:tcMar>
+              <w:top w:w="100" w:type="dxa"/>
+              <w:bottom w:w="100" w:type="dxa"/>
+              <w:left w:w="80" w:type="dxa"/>
+              <w:right w:w="80" w:type="dxa"/>
+            </w:tcMar>
+            <w:shd w:fill="FFFFFF"/>
+          </w:tcPr>
+          <w:p>
+            <w:pPr>
+              <w:jc w:val="center"/>
+            </w:pPr>
+            <w:r>
+              <w:drawing>
+                <wp:inline xmlns:a="http://schemas.openxmlformats.org/drawingml/2006/main" xmlns:pic="http://schemas.openxmlformats.org/drawingml/2006/picture">
+                  <wp:extent cx="731520" cy="292608"/>
+                  <wp:docPr id="9" name="Picture 9"/>
+                  <wp:cNvGraphicFramePr>
+                    <a:graphicFrameLocks noChangeAspect="1"/>
+                  </wp:cNvGraphicFramePr>
+                  <a:graphic>
+                    <a:graphicData uri="http://schemas.openxmlformats.org/drawingml/2006/picture">
+                      <pic:pic>
+                        <pic:nvPicPr>
+                          <pic:cNvPr id="0" name="image.png"/>
+                          <pic:cNvPicPr/>
+                        </pic:nvPicPr>
+                        <pic:blipFill>
+                          <a:blip r:embed="rId17"/>
+                          <a:stretch>
+                            <a:fillRect/>
+                          </a:stretch>
+                        </pic:blipFill>
+                        <pic:spPr>
+                          <a:xfrm>
+                            <a:off x="0" y="0"/>
+                            <a:ext cx="731520" cy="292608"/>
                           </a:xfrm>
                           <a:prstGeom prst="rect"/>
                         </pic:spPr>

--- a/cartas_solicitud/Carta_Solicitud_ELE0300736_ELECTRONICA_II_TP.docx
+++ b/cartas_solicitud/Carta_Solicitud_ELE0300736_ELECTRONICA_II_TP.docx
@@ -11,7 +11,7 @@
           <w:color w:val="646464"/>
           <w:sz w:val="20"/>
         </w:rPr>
-        <w:t>Neiva, Huila, 24 de octubre de 2026</w:t>
+        <w:t>Neiva, Huila, 25 de octubre de 2026</w:t>
         <w:br/>
       </w:r>
     </w:p>
@@ -88,7 +88,7 @@
         <w:br/>
         <w:t>• Semestre del Plan de Estudios: Semestre 7°</w:t>
         <w:br/>
-        <w:t>• Total de Estudiantes Solicitantes Preinscritos: 13 estudiantes</w:t>
+        <w:t>• Total de Estudiantes Solicitantes Preinscritos: 15 estudiantes</w:t>
       </w:r>
     </w:p>
     <w:p>
@@ -97,7 +97,7 @@
         <w:jc w:val="both"/>
       </w:pPr>
       <w:r>
-        <w:t>Manifestamos nuestro compromiso formal de matrícula y cumplimiento con los requerimientos académicos y arancelarios correspondientes al curso vacacional. Dado que contamos con un grupo sólido de 13 estudiantes interesados (superando el cupo mínimo requerido de 10 estudiantes), solicitamos su valiosa gestión ante la Coordinación Académica y la Dirección de Programa para su respectiva aprobación, asignación docente y programación de horarios.</w:t>
+        <w:t>Manifestamos nuestro compromiso formal de matrícula y cumplimiento con los requerimientos académicos y arancelarios correspondientes al curso vacacional. Dado que contamos con un grupo sólido de 15 estudiantes interesados (superando el cupo mínimo requerido de 10 estudiantes), solicitamos su valiosa gestión ante la Coordinación Académica y la Dirección de Programa para su respectiva aprobación, asignación docente y programación de horarios.</w:t>
       </w:r>
     </w:p>
     <w:p>
@@ -695,7 +695,7 @@
                 <w:b/>
                 <w:sz w:val="17"/>
               </w:rPr>
-              <w:t>Karen viviana Gaona Vargas</w:t>
+              <w:t>Karen viviana Gaona vargas</w:t>
             </w:r>
           </w:p>
         </w:tc>
@@ -877,11 +877,38 @@
               <w:jc w:val="center"/>
             </w:pPr>
             <w:r>
-              <w:rPr>
-                <w:color w:val="A0A0A0"/>
-                <w:sz w:val="15"/>
-              </w:rPr>
-              <w:t>____________________</w:t>
+              <w:drawing>
+                <wp:inline xmlns:a="http://schemas.openxmlformats.org/drawingml/2006/main" xmlns:pic="http://schemas.openxmlformats.org/drawingml/2006/picture">
+                  <wp:extent cx="731520" cy="292608"/>
+                  <wp:docPr id="3" name="Picture 3"/>
+                  <wp:cNvGraphicFramePr>
+                    <a:graphicFrameLocks noChangeAspect="1"/>
+                  </wp:cNvGraphicFramePr>
+                  <a:graphic>
+                    <a:graphicData uri="http://schemas.openxmlformats.org/drawingml/2006/picture">
+                      <pic:pic>
+                        <pic:nvPicPr>
+                          <pic:cNvPr id="0" name="image.png"/>
+                          <pic:cNvPicPr/>
+                        </pic:nvPicPr>
+                        <pic:blipFill>
+                          <a:blip r:embed="rId11"/>
+                          <a:stretch>
+                            <a:fillRect/>
+                          </a:stretch>
+                        </pic:blipFill>
+                        <pic:spPr>
+                          <a:xfrm>
+                            <a:off x="0" y="0"/>
+                            <a:ext cx="731520" cy="292608"/>
+                          </a:xfrm>
+                          <a:prstGeom prst="rect"/>
+                        </pic:spPr>
+                      </pic:pic>
+                    </a:graphicData>
+                  </a:graphic>
+                </wp:inline>
+              </w:drawing>
             </w:r>
           </w:p>
         </w:tc>
@@ -993,11 +1020,38 @@
               <w:jc w:val="center"/>
             </w:pPr>
             <w:r>
-              <w:rPr>
-                <w:color w:val="A0A0A0"/>
-                <w:sz w:val="15"/>
-              </w:rPr>
-              <w:t>____________________</w:t>
+              <w:drawing>
+                <wp:inline xmlns:a="http://schemas.openxmlformats.org/drawingml/2006/main" xmlns:pic="http://schemas.openxmlformats.org/drawingml/2006/picture">
+                  <wp:extent cx="731520" cy="292608"/>
+                  <wp:docPr id="4" name="Picture 4"/>
+                  <wp:cNvGraphicFramePr>
+                    <a:graphicFrameLocks noChangeAspect="1"/>
+                  </wp:cNvGraphicFramePr>
+                  <a:graphic>
+                    <a:graphicData uri="http://schemas.openxmlformats.org/drawingml/2006/picture">
+                      <pic:pic>
+                        <pic:nvPicPr>
+                          <pic:cNvPr id="0" name="image.png"/>
+                          <pic:cNvPicPr/>
+                        </pic:nvPicPr>
+                        <pic:blipFill>
+                          <a:blip r:embed="rId12"/>
+                          <a:stretch>
+                            <a:fillRect/>
+                          </a:stretch>
+                        </pic:blipFill>
+                        <pic:spPr>
+                          <a:xfrm>
+                            <a:off x="0" y="0"/>
+                            <a:ext cx="731520" cy="292608"/>
+                          </a:xfrm>
+                          <a:prstGeom prst="rect"/>
+                        </pic:spPr>
+                      </pic:pic>
+                    </a:graphicData>
+                  </a:graphic>
+                </wp:inline>
+              </w:drawing>
             </w:r>
           </w:p>
         </w:tc>
@@ -1112,7 +1166,7 @@
               <w:drawing>
                 <wp:inline xmlns:a="http://schemas.openxmlformats.org/drawingml/2006/main" xmlns:pic="http://schemas.openxmlformats.org/drawingml/2006/picture">
                   <wp:extent cx="731520" cy="292608"/>
-                  <wp:docPr id="3" name="Picture 3"/>
+                  <wp:docPr id="5" name="Picture 5"/>
                   <wp:cNvGraphicFramePr>
                     <a:graphicFrameLocks noChangeAspect="1"/>
                   </wp:cNvGraphicFramePr>
@@ -1124,7 +1178,7 @@
                           <pic:cNvPicPr/>
                         </pic:nvPicPr>
                         <pic:blipFill>
-                          <a:blip r:embed="rId11"/>
+                          <a:blip r:embed="rId13"/>
                           <a:stretch>
                             <a:fillRect/>
                           </a:stretch>
@@ -1255,7 +1309,7 @@
               <w:drawing>
                 <wp:inline xmlns:a="http://schemas.openxmlformats.org/drawingml/2006/main" xmlns:pic="http://schemas.openxmlformats.org/drawingml/2006/picture">
                   <wp:extent cx="1371299" cy="292608"/>
-                  <wp:docPr id="4" name="Picture 4"/>
+                  <wp:docPr id="6" name="Picture 6"/>
                   <wp:cNvGraphicFramePr>
                     <a:graphicFrameLocks noChangeAspect="1"/>
                   </wp:cNvGraphicFramePr>
@@ -1267,7 +1321,7 @@
                           <pic:cNvPicPr/>
                         </pic:nvPicPr>
                         <pic:blipFill>
-                          <a:blip r:embed="rId12"/>
+                          <a:blip r:embed="rId14"/>
                           <a:stretch>
                             <a:fillRect/>
                           </a:stretch>
@@ -1398,7 +1452,7 @@
               <w:drawing>
                 <wp:inline xmlns:a="http://schemas.openxmlformats.org/drawingml/2006/main" xmlns:pic="http://schemas.openxmlformats.org/drawingml/2006/picture">
                   <wp:extent cx="1370333" cy="292608"/>
-                  <wp:docPr id="5" name="Picture 5"/>
+                  <wp:docPr id="7" name="Picture 7"/>
                   <wp:cNvGraphicFramePr>
                     <a:graphicFrameLocks noChangeAspect="1"/>
                   </wp:cNvGraphicFramePr>
@@ -1410,7 +1464,7 @@
                           <pic:cNvPicPr/>
                         </pic:nvPicPr>
                         <pic:blipFill>
-                          <a:blip r:embed="rId13"/>
+                          <a:blip r:embed="rId15"/>
                           <a:stretch>
                             <a:fillRect/>
                           </a:stretch>
@@ -1541,7 +1595,7 @@
               <w:drawing>
                 <wp:inline xmlns:a="http://schemas.openxmlformats.org/drawingml/2006/main" xmlns:pic="http://schemas.openxmlformats.org/drawingml/2006/picture">
                   <wp:extent cx="731520" cy="292608"/>
-                  <wp:docPr id="6" name="Picture 6"/>
+                  <wp:docPr id="8" name="Picture 8"/>
                   <wp:cNvGraphicFramePr>
                     <a:graphicFrameLocks noChangeAspect="1"/>
                   </wp:cNvGraphicFramePr>
@@ -1553,7 +1607,7 @@
                           <pic:cNvPicPr/>
                         </pic:nvPicPr>
                         <pic:blipFill>
-                          <a:blip r:embed="rId14"/>
+                          <a:blip r:embed="rId16"/>
                           <a:stretch>
                             <a:fillRect/>
                           </a:stretch>
@@ -1684,7 +1738,7 @@
               <w:drawing>
                 <wp:inline xmlns:a="http://schemas.openxmlformats.org/drawingml/2006/main" xmlns:pic="http://schemas.openxmlformats.org/drawingml/2006/picture">
                   <wp:extent cx="731520" cy="292608"/>
-                  <wp:docPr id="7" name="Picture 7"/>
+                  <wp:docPr id="9" name="Picture 9"/>
                   <wp:cNvGraphicFramePr>
                     <a:graphicFrameLocks noChangeAspect="1"/>
                   </wp:cNvGraphicFramePr>
@@ -1696,7 +1750,7 @@
                           <pic:cNvPicPr/>
                         </pic:nvPicPr>
                         <pic:blipFill>
-                          <a:blip r:embed="rId15"/>
+                          <a:blip r:embed="rId17"/>
                           <a:stretch>
                             <a:fillRect/>
                           </a:stretch>
@@ -1827,7 +1881,7 @@
               <w:drawing>
                 <wp:inline xmlns:a="http://schemas.openxmlformats.org/drawingml/2006/main" xmlns:pic="http://schemas.openxmlformats.org/drawingml/2006/picture">
                   <wp:extent cx="731520" cy="292608"/>
-                  <wp:docPr id="8" name="Picture 8"/>
+                  <wp:docPr id="10" name="Picture 10"/>
                   <wp:cNvGraphicFramePr>
                     <a:graphicFrameLocks noChangeAspect="1"/>
                   </wp:cNvGraphicFramePr>
@@ -1839,7 +1893,7 @@
                           <pic:cNvPicPr/>
                         </pic:nvPicPr>
                         <pic:blipFill>
-                          <a:blip r:embed="rId16"/>
+                          <a:blip r:embed="rId18"/>
                           <a:stretch>
                             <a:fillRect/>
                           </a:stretch>
@@ -1970,7 +2024,7 @@
               <w:drawing>
                 <wp:inline xmlns:a="http://schemas.openxmlformats.org/drawingml/2006/main" xmlns:pic="http://schemas.openxmlformats.org/drawingml/2006/picture">
                   <wp:extent cx="731520" cy="292608"/>
-                  <wp:docPr id="9" name="Picture 9"/>
+                  <wp:docPr id="11" name="Picture 11"/>
                   <wp:cNvGraphicFramePr>
                     <a:graphicFrameLocks noChangeAspect="1"/>
                   </wp:cNvGraphicFramePr>
@@ -1982,7 +2036,293 @@
                           <pic:cNvPicPr/>
                         </pic:nvPicPr>
                         <pic:blipFill>
-                          <a:blip r:embed="rId17"/>
+                          <a:blip r:embed="rId19"/>
+                          <a:stretch>
+                            <a:fillRect/>
+                          </a:stretch>
+                        </pic:blipFill>
+                        <pic:spPr>
+                          <a:xfrm>
+                            <a:off x="0" y="0"/>
+                            <a:ext cx="731520" cy="292608"/>
+                          </a:xfrm>
+                          <a:prstGeom prst="rect"/>
+                        </pic:spPr>
+                      </pic:pic>
+                    </a:graphicData>
+                  </a:graphic>
+                </wp:inline>
+              </w:drawing>
+            </w:r>
+          </w:p>
+        </w:tc>
+      </w:tr>
+      <w:tr>
+        <w:tc>
+          <w:tcPr>
+            <w:tcW w:type="dxa" w:w="576"/>
+            <w:tcMar>
+              <w:top w:w="100" w:type="dxa"/>
+              <w:bottom w:w="100" w:type="dxa"/>
+              <w:left w:w="80" w:type="dxa"/>
+              <w:right w:w="80" w:type="dxa"/>
+            </w:tcMar>
+            <w:shd w:fill="F9FAF8"/>
+          </w:tcPr>
+          <w:p>
+            <w:pPr>
+              <w:jc w:val="center"/>
+            </w:pPr>
+            <w:r>
+              <w:rPr>
+                <w:sz w:val="17"/>
+              </w:rPr>
+              <w:t>14</w:t>
+            </w:r>
+          </w:p>
+        </w:tc>
+        <w:tc>
+          <w:tcPr>
+            <w:tcW w:type="dxa" w:w="3312"/>
+            <w:tcMar>
+              <w:top w:w="100" w:type="dxa"/>
+              <w:bottom w:w="100" w:type="dxa"/>
+              <w:left w:w="80" w:type="dxa"/>
+              <w:right w:w="80" w:type="dxa"/>
+            </w:tcMar>
+            <w:shd w:fill="F9FAF8"/>
+          </w:tcPr>
+          <w:p>
+            <w:r>
+              <w:rPr>
+                <w:b/>
+                <w:sz w:val="17"/>
+              </w:rPr>
+              <w:t>José Daniel Suaza Suárez</w:t>
+            </w:r>
+          </w:p>
+        </w:tc>
+        <w:tc>
+          <w:tcPr>
+            <w:tcW w:type="dxa" w:w="1728"/>
+            <w:tcMar>
+              <w:top w:w="100" w:type="dxa"/>
+              <w:bottom w:w="100" w:type="dxa"/>
+              <w:left w:w="80" w:type="dxa"/>
+              <w:right w:w="80" w:type="dxa"/>
+            </w:tcMar>
+            <w:shd w:fill="F9FAF8"/>
+          </w:tcPr>
+          <w:p>
+            <w:pPr>
+              <w:jc w:val="center"/>
+            </w:pPr>
+            <w:r>
+              <w:rPr>
+                <w:sz w:val="17"/>
+              </w:rPr>
+              <w:t>1077852211</w:t>
+            </w:r>
+          </w:p>
+        </w:tc>
+        <w:tc>
+          <w:tcPr>
+            <w:tcW w:type="dxa" w:w="1584"/>
+            <w:tcMar>
+              <w:top w:w="100" w:type="dxa"/>
+              <w:bottom w:w="100" w:type="dxa"/>
+              <w:left w:w="80" w:type="dxa"/>
+              <w:right w:w="80" w:type="dxa"/>
+            </w:tcMar>
+            <w:shd w:fill="F9FAF8"/>
+          </w:tcPr>
+          <w:p>
+            <w:pPr>
+              <w:jc w:val="center"/>
+            </w:pPr>
+            <w:r>
+              <w:rPr>
+                <w:sz w:val="17"/>
+              </w:rPr>
+              <w:t>3104803980</w:t>
+            </w:r>
+          </w:p>
+        </w:tc>
+        <w:tc>
+          <w:tcPr>
+            <w:tcW w:type="dxa" w:w="2592"/>
+            <w:tcMar>
+              <w:top w:w="100" w:type="dxa"/>
+              <w:bottom w:w="100" w:type="dxa"/>
+              <w:left w:w="80" w:type="dxa"/>
+              <w:right w:w="80" w:type="dxa"/>
+            </w:tcMar>
+            <w:shd w:fill="F9FAF8"/>
+          </w:tcPr>
+          <w:p>
+            <w:pPr>
+              <w:jc w:val="center"/>
+            </w:pPr>
+            <w:r>
+              <w:drawing>
+                <wp:inline xmlns:a="http://schemas.openxmlformats.org/drawingml/2006/main" xmlns:pic="http://schemas.openxmlformats.org/drawingml/2006/picture">
+                  <wp:extent cx="731520" cy="292608"/>
+                  <wp:docPr id="12" name="Picture 12"/>
+                  <wp:cNvGraphicFramePr>
+                    <a:graphicFrameLocks noChangeAspect="1"/>
+                  </wp:cNvGraphicFramePr>
+                  <a:graphic>
+                    <a:graphicData uri="http://schemas.openxmlformats.org/drawingml/2006/picture">
+                      <pic:pic>
+                        <pic:nvPicPr>
+                          <pic:cNvPr id="0" name="image.png"/>
+                          <pic:cNvPicPr/>
+                        </pic:nvPicPr>
+                        <pic:blipFill>
+                          <a:blip r:embed="rId20"/>
+                          <a:stretch>
+                            <a:fillRect/>
+                          </a:stretch>
+                        </pic:blipFill>
+                        <pic:spPr>
+                          <a:xfrm>
+                            <a:off x="0" y="0"/>
+                            <a:ext cx="731520" cy="292608"/>
+                          </a:xfrm>
+                          <a:prstGeom prst="rect"/>
+                        </pic:spPr>
+                      </pic:pic>
+                    </a:graphicData>
+                  </a:graphic>
+                </wp:inline>
+              </w:drawing>
+            </w:r>
+          </w:p>
+        </w:tc>
+      </w:tr>
+      <w:tr>
+        <w:tc>
+          <w:tcPr>
+            <w:tcW w:type="dxa" w:w="576"/>
+            <w:tcMar>
+              <w:top w:w="100" w:type="dxa"/>
+              <w:bottom w:w="100" w:type="dxa"/>
+              <w:left w:w="80" w:type="dxa"/>
+              <w:right w:w="80" w:type="dxa"/>
+            </w:tcMar>
+            <w:shd w:fill="FFFFFF"/>
+          </w:tcPr>
+          <w:p>
+            <w:pPr>
+              <w:jc w:val="center"/>
+            </w:pPr>
+            <w:r>
+              <w:rPr>
+                <w:sz w:val="17"/>
+              </w:rPr>
+              <w:t>15</w:t>
+            </w:r>
+          </w:p>
+        </w:tc>
+        <w:tc>
+          <w:tcPr>
+            <w:tcW w:type="dxa" w:w="3312"/>
+            <w:tcMar>
+              <w:top w:w="100" w:type="dxa"/>
+              <w:bottom w:w="100" w:type="dxa"/>
+              <w:left w:w="80" w:type="dxa"/>
+              <w:right w:w="80" w:type="dxa"/>
+            </w:tcMar>
+            <w:shd w:fill="FFFFFF"/>
+          </w:tcPr>
+          <w:p>
+            <w:r>
+              <w:rPr>
+                <w:b/>
+                <w:sz w:val="17"/>
+              </w:rPr>
+              <w:t>Yeison Cumbe Trujillo</w:t>
+            </w:r>
+          </w:p>
+        </w:tc>
+        <w:tc>
+          <w:tcPr>
+            <w:tcW w:type="dxa" w:w="1728"/>
+            <w:tcMar>
+              <w:top w:w="100" w:type="dxa"/>
+              <w:bottom w:w="100" w:type="dxa"/>
+              <w:left w:w="80" w:type="dxa"/>
+              <w:right w:w="80" w:type="dxa"/>
+            </w:tcMar>
+            <w:shd w:fill="FFFFFF"/>
+          </w:tcPr>
+          <w:p>
+            <w:pPr>
+              <w:jc w:val="center"/>
+            </w:pPr>
+            <w:r>
+              <w:rPr>
+                <w:sz w:val="17"/>
+              </w:rPr>
+              <w:t>1007425122</w:t>
+            </w:r>
+          </w:p>
+        </w:tc>
+        <w:tc>
+          <w:tcPr>
+            <w:tcW w:type="dxa" w:w="1584"/>
+            <w:tcMar>
+              <w:top w:w="100" w:type="dxa"/>
+              <w:bottom w:w="100" w:type="dxa"/>
+              <w:left w:w="80" w:type="dxa"/>
+              <w:right w:w="80" w:type="dxa"/>
+            </w:tcMar>
+            <w:shd w:fill="FFFFFF"/>
+          </w:tcPr>
+          <w:p>
+            <w:pPr>
+              <w:jc w:val="center"/>
+            </w:pPr>
+            <w:r>
+              <w:rPr>
+                <w:sz w:val="17"/>
+              </w:rPr>
+              <w:t>3134868610</w:t>
+            </w:r>
+          </w:p>
+        </w:tc>
+        <w:tc>
+          <w:tcPr>
+            <w:tcW w:type="dxa" w:w="2592"/>
+            <w:tcMar>
+              <w:top w:w="100" w:type="dxa"/>
+              <w:bottom w:w="100" w:type="dxa"/>
+              <w:left w:w="80" w:type="dxa"/>
+              <w:right w:w="80" w:type="dxa"/>
+            </w:tcMar>
+            <w:shd w:fill="FFFFFF"/>
+          </w:tcPr>
+          <w:p>
+            <w:pPr>
+              <w:jc w:val="center"/>
+            </w:pPr>
+            <w:r>
+              <w:drawing>
+                <wp:inline xmlns:a="http://schemas.openxmlformats.org/drawingml/2006/main" xmlns:pic="http://schemas.openxmlformats.org/drawingml/2006/picture">
+                  <wp:extent cx="731520" cy="292608"/>
+                  <wp:docPr id="13" name="Picture 13"/>
+                  <wp:cNvGraphicFramePr>
+                    <a:graphicFrameLocks noChangeAspect="1"/>
+                  </wp:cNvGraphicFramePr>
+                  <a:graphic>
+                    <a:graphicData uri="http://schemas.openxmlformats.org/drawingml/2006/picture">
+                      <pic:pic>
+                        <pic:nvPicPr>
+                          <pic:cNvPr id="0" name="image.png"/>
+                          <pic:cNvPicPr/>
+                        </pic:nvPicPr>
+                        <pic:blipFill>
+                          <a:blip r:embed="rId21"/>
                           <a:stretch>
                             <a:fillRect/>
                           </a:stretch>

--- a/cartas_solicitud/Carta_Solicitud_ELE0300736_ELECTRONICA_II_TP.docx
+++ b/cartas_solicitud/Carta_Solicitud_ELE0300736_ELECTRONICA_II_TP.docx
@@ -2355,9 +2355,20 @@
         <w:t>Atentamente,</w:t>
         <w:br/>
         <w:br/>
+      </w:r>
+      <w:r>
         <w:t>ESTUDIANTES SOLICITANTES DE INGENIERÍA ELÉCTRICA</w:t>
         <w:br/>
         <w:t>Fundación Escuela Tecnológica de Neiva "Jesús Oviedo Pérez" - FET</w:t>
+        <w:br/>
+      </w:r>
+      <w:r>
+        <w:rPr>
+          <w:i/>
+          <w:color w:val="8C8C8C"/>
+          <w:sz w:val="17"/>
+        </w:rPr>
+        <w:t>(Respaldo de Representación Estudiantil al alcanzar 15 firmas • Actual: 13/15 firmas)</w:t>
       </w:r>
     </w:p>
     <w:sectPr>

--- a/cartas_solicitud/Carta_Solicitud_ELE0300736_ELECTRONICA_II_TP.docx
+++ b/cartas_solicitud/Carta_Solicitud_ELE0300736_ELECTRONICA_II_TP.docx
@@ -11,7 +11,7 @@
           <w:color w:val="646464"/>
           <w:sz w:val="20"/>
         </w:rPr>
-        <w:t>Neiva, Huila, 25 de octubre de 2026</w:t>
+        <w:t>Neiva, Huila, 26 de octubre de 2026</w:t>
         <w:br/>
       </w:r>
     </w:p>
